--- a/atelier/atelier_137.docx
+++ b/atelier/atelier_137.docx
@@ -254,7 +254,7 @@
                 <w:b/>
                 <w:bCs/>
               </w:rPr>
-              <w:t xml:space="preserve">Approval rules — sensibilise au principe des 4 yeux avant la configuration (#138). Prépare la mesure à passer de « 0/auteur peut approuver » vers « 2+ approbateurs ».</w:t>
+              <w:t xml:space="preserve">Approval rules — sensibilise au principe des 4 yeux avant la configuration. Prépare la mesure à passer de « 0/auteur peut approuver » vers « 2+ approbateurs ».</w:t>
             </w:r>
           </w:p>
         </w:tc>
@@ -493,7 +493,7 @@
         <w:spacing w:after="120"/>
       </w:pPr>
       <w:r>
-        <w:t xml:space="preserve">Le principe des « quatre yeux » est une règle simple : aucune modification importante ne passe en production sans qu’au moins deux personnes l’aient validée. Une qui produit, deux qui regardent — d’où les quatre yeux. En contexte bancaire, ce n’est pas une bonne pratique parmi d’autres : c’est une exigence de gouvernance et de conformité. Pourtant, beaucoup de squads la perçoivent comme une lourdeur (« on perd du temps à faire valider »), faute d’en comprendre l’enjeu réel. Le sujet de cet atelier est de faire comprendre ce POURQUOI avant de configurer les règles (#138) : pourquoi deux approbateurs, pourquoi l’auteur ne peut pas s’auto-approuver, pourquoi c’est particulièrement crucial en banque. On transforme une contrainte subie en règle comprise et assumée.</w:t>
+        <w:t xml:space="preserve">Le principe des « quatre yeux » est une règle simple : aucune modification importante ne passe en production sans qu’au moins deux personnes l’aient validée. Une qui produit, deux qui regardent — d’où les quatre yeux. En contexte bancaire, ce n’est pas une bonne pratique parmi d’autres : c’est une exigence de gouvernance et de conformité. Pourtant, beaucoup de squads la perçoivent comme une lourdeur (« on perd du temps à faire valider »), faute d’en comprendre l’enjeu réel. Le sujet de cet atelier est de faire comprendre ce POURQUOI avant de configurer les règles : pourquoi deux approbateurs, pourquoi l’auteur ne peut pas s’auto-approuver, pourquoi c’est particulièrement crucial en banque. On transforme une contrainte subie en règle comprise et assumée.</w:t>
       </w:r>
     </w:p>
     <w:p>
@@ -624,7 +624,7 @@
                 <w:sz w:val="18"/>
                 <w:szCs w:val="18"/>
               </w:rPr>
-              <w:t xml:space="preserve">  1 personne produit  +  2 personnes valident</w:t>
+              <w:t xml:space="preserve"> 1 personne produit + 2 personnes valident</w:t>
             </w:r>
           </w:p>
           <w:p>
@@ -634,7 +634,7 @@
                 <w:sz w:val="18"/>
                 <w:szCs w:val="18"/>
               </w:rPr>
-              <w:t xml:space="preserve">         (l'auteur)        (approbateurs, auteur EXCLU)</w:t>
+              <w:t xml:space="preserve"> (l'auteur) (approbateurs, auteur EXCLU)</w:t>
             </w:r>
           </w:p>
           <w:p>
@@ -654,7 +654,7 @@
                 <w:sz w:val="18"/>
                 <w:szCs w:val="18"/>
               </w:rPr>
-              <w:t xml:space="preserve">  Pourquoi 2 valideurs, auteur exclu :</w:t>
+              <w:t xml:space="preserve"> Pourquoi 2 valideurs, auteur exclu :</w:t>
             </w:r>
           </w:p>
           <w:p>
@@ -664,7 +664,7 @@
                 <w:sz w:val="18"/>
                 <w:szCs w:val="18"/>
               </w:rPr>
-              <w:t xml:space="preserve">    - supprime le point de défaillance unique</w:t>
+              <w:t xml:space="preserve"> - supprime le point de défaillance unique</w:t>
             </w:r>
           </w:p>
           <w:p>
@@ -674,7 +674,7 @@
                 <w:sz w:val="18"/>
                 <w:szCs w:val="18"/>
               </w:rPr>
-              <w:t xml:space="preserve">    - garantit un regard réellement extérieur</w:t>
+              <w:t xml:space="preserve"> - garantit un regard réellement extérieur</w:t>
             </w:r>
           </w:p>
           <w:p>
@@ -684,7 +684,7 @@
                 <w:sz w:val="18"/>
                 <w:szCs w:val="18"/>
               </w:rPr>
-              <w:t xml:space="preserve">    - sépare 'produire' et 'valider' (exigence banque)</w:t>
+              <w:t xml:space="preserve"> - sépare 'produire' et 'valider' (exigence banque)</w:t>
             </w:r>
           </w:p>
           <w:p>
@@ -694,7 +694,7 @@
                 <w:sz w:val="18"/>
                 <w:szCs w:val="18"/>
               </w:rPr>
-              <w:t xml:space="preserve">    - rend chaque changement auditable</w:t>
+              <w:t xml:space="preserve"> - rend chaque changement auditable</w:t>
             </w:r>
           </w:p>
           <w:p>
@@ -704,7 +704,7 @@
                 <w:sz w:val="18"/>
                 <w:szCs w:val="18"/>
               </w:rPr>
-              <w:t xml:space="preserve">    - protège l'auteur (responsabilité partagée)</w:t>
+              <w:t xml:space="preserve"> - protège l'auteur (responsabilité partagée)</w:t>
             </w:r>
           </w:p>
           <w:p>
@@ -724,7 +724,7 @@
                 <w:sz w:val="18"/>
                 <w:szCs w:val="18"/>
               </w:rPr>
-              <w:t xml:space="preserve">  Ce n'est pas une lourdeur : c'est une exigence de</w:t>
+              <w:t xml:space="preserve"> Ce n'est pas une lourdeur : c'est une exigence de</w:t>
             </w:r>
           </w:p>
           <w:p>
@@ -734,7 +734,7 @@
                 <w:sz w:val="18"/>
                 <w:szCs w:val="18"/>
               </w:rPr>
-              <w:t xml:space="preserve">  gouvernance, traçable et auditable, qui protège</w:t>
+              <w:t xml:space="preserve"> gouvernance, traçable et auditable, qui protège</w:t>
             </w:r>
           </w:p>
           <w:p>
@@ -744,7 +744,7 @@
                 <w:sz w:val="18"/>
                 <w:szCs w:val="18"/>
               </w:rPr>
-              <w:t xml:space="preserve">  la squad ET la banque.</w:t>
+              <w:t xml:space="preserve"> la squad ET la banque.</w:t>
             </w:r>
           </w:p>
         </w:tc>
@@ -799,7 +799,7 @@
         <w:spacing w:after="80"/>
       </w:pPr>
       <w:r>
-        <w:t xml:space="preserve">Présenter la règle comme une protection collective : insister sur la responsabilité partagée — la règle sécurise le développeur autant que la banque. C’est ce cadrage qui fait accepter la configuration à venir (#138-141).</w:t>
+        <w:t xml:space="preserve">Présenter la règle comme une protection collective : insister sur la responsabilité partagée — la règle sécurise le développeur autant que la banque. C’est ce cadrage qui fait accepter la configuration à venir.</w:t>
       </w:r>
     </w:p>
     <w:p>
@@ -815,7 +815,7 @@
         <w:spacing w:after="120"/>
       </w:pPr>
       <w:r>
-        <w:t xml:space="preserve">À la sortie, la squad comprend l’enjeu du principe des quatre yeux : pourquoi deux approbateurs (supprimer le point de défaillance unique, regard extérieur réel), pourquoi l’auteur est exclu (se relire ne révèle pas ses angles morts), et pourquoi c’est crucial en banque (séparation des responsabilités, auditabilité, conformité). La règle est désormais perçue comme une protection collective et une exigence légitime, pas comme une lourdeur. La squad est prête à configurer les règles d’approbation (#138) en les assumant. La mesure Approval rules du hub a son point de départ, prête à basculer vers « 2+ approbateurs, auteur exclu ».</w:t>
+        <w:t xml:space="preserve">À la sortie, la squad comprend l’enjeu du principe des quatre yeux : pourquoi deux approbateurs (supprimer le point de défaillance unique, regard extérieur réel), pourquoi l’auteur est exclu (se relire ne révèle pas ses angles morts), et pourquoi c’est crucial en banque (séparation des responsabilités, auditabilité, conformité). La règle est désormais perçue comme une protection collective et une exigence légitime, pas comme une lourdeur. La squad est prête à configurer les règles d’approbation en les assumant. La mesure Approval rules du hub a son point de départ, prête à basculer vers « 2+ approbateurs, auteur exclu ».</w:t>
       </w:r>
     </w:p>
     <w:p>
@@ -1015,7 +1015,7 @@
         <w:t xml:space="preserve">(3 min) Débrief</w:t>
       </w:r>
       <w:r>
-        <w:t xml:space="preserve"> — on constate : la règle est comprise et assumée. Place à la configuration (#138).</w:t>
+        <w:t xml:space="preserve"> — on constate : la règle est comprise et assumée. Place à la configuration.</w:t>
       </w:r>
     </w:p>
     <w:p>
@@ -1075,7 +1075,7 @@
         <w:spacing w:after="80"/>
       </w:pPr>
       <w:r>
-        <w:t xml:space="preserve">Une règle perçue comme protection collective, prête à être configurée (#138).</w:t>
+        <w:t xml:space="preserve">Une règle perçue comme protection collective, prête à être configurée.</w:t>
       </w:r>
     </w:p>
     <w:p>
@@ -1091,7 +1091,7 @@
         <w:spacing w:after="120"/>
       </w:pPr>
       <w:r>
-        <w:t xml:space="preserve">Cette compréhension ouvre Q02. La suite configure : #138 (activer les règles — 2 approbateurs minimum, auteur exclu), #139 (accompagner le passage à 2 approbateurs et son acceptation), #140 (« Prevent approvals by committers » — le paramètre complémentaire), #141 (finaliser — « Reset approvals on push » et « Prevent editing approval rules »). Le pourquoi posé ici rend ces configurations acceptées, pas subies.</w:t>
+        <w:t xml:space="preserve">Cette compréhension ouvre Q02. La suite configure : (activer les règles — 2 approbateurs minimum, auteur exclu), (accompagner le passage à 2 approbateurs et son acceptation), (« Prevent approvals by committers » — le paramètre complémentaire), (finaliser — « Reset approvals on push » et « Prevent editing approval rules »). Le pourquoi posé ici rend ces configurations acceptées, pas subies.</w:t>
       </w:r>
     </w:p>
     <w:p>
@@ -1107,7 +1107,7 @@
         <w:spacing w:after="120"/>
       </w:pPr>
       <w:r>
-        <w:t xml:space="preserve">La squad comprend l’enjeu du principe des quatre yeux : pourquoi deux approbateurs, pourquoi l’auteur est exclu, et pourquoi c’est crucial en banque (séparation des responsabilités, auditabilité, conformité). La règle est désormais perçue comme une protection collective légitime, pas une lourdeur — condition pour qu’elle soit acceptée et tenue, pas contournée. La question Q02 pose sa sensibilisation métier, et la mesure Approval rules du hub est prête à basculer dès la configuration (#138).</w:t>
+        <w:t xml:space="preserve">La squad comprend l’enjeu du principe des quatre yeux : pourquoi deux approbateurs, pourquoi l’auteur est exclu, et pourquoi c’est crucial en banque (séparation des responsabilités, auditabilité, conformité). La règle est désormais perçue comme une protection collective légitime, pas une lourdeur — condition pour qu’elle soit acceptée et tenue, pas contournée. La question Q02 pose sa sensibilisation métier, et la mesure Approval rules du hub est prête à basculer dès la configuration.</w:t>
       </w:r>
     </w:p>
     <w:sectPr>
